--- a/optimization-convexity.docx
+++ b/optimization-convexity.docx
@@ -15,7 +15,7 @@
         <w:pStyle w:val="Date"/>
       </w:pPr>
       <w:r>
-        <w:t xml:space="preserve">Last modified: 2026-10-29 13:28:16 (PDT)</w:t>
+        <w:t xml:space="preserve">Last modified: 2026-10-29 14:56:31 (PDT)</w:t>
       </w:r>
     </w:p>
     <w:bookmarkStart w:id="105" w:name="sec-convexity-vector"/>

--- a/optimization-convexity.docx
+++ b/optimization-convexity.docx
@@ -15,7 +15,7 @@
         <w:pStyle w:val="Date"/>
       </w:pPr>
       <w:r>
-        <w:t xml:space="preserve">Last modified: 2026-10-29 14:56:31 (PDT)</w:t>
+        <w:t xml:space="preserve">Last modified: 2026-10-29 16:45:03 (PDT)</w:t>
       </w:r>
     </w:p>
     <w:bookmarkStart w:id="105" w:name="sec-convexity-vector"/>
@@ -19393,7 +19393,7 @@
           <w:rPr>
             <w:rStyle w:val="Hyperlink"/>
           </w:rPr>
-          <w:t xml:space="preserve">Theorem 5 in Critical Points and Optimality Conditions</w:t>
+          <w:t xml:space="preserve">Theorem 6 in Critical Points and Optimality Conditions</w:t>
         </w:r>
       </w:hyperlink>
       <w:r>
@@ -19492,7 +19492,7 @@
     \begin{aligned}
     f(\mathord{\smash[b]{\underset{\raise.3ex\hbox{$\scriptstyle\sim$}}{x}}\vphantom{x}})
     &amp;= f(\mathord{\smash[b]{\underset{\raise.3ex\hbox{$\scriptstyle\sim$}}{y}}\vphantom{y}}) + {\mathopen{}\left(\frac{\partial}{\partial \mathord{\smash[b]{\underset{\raise.3ex\hbox{$\scriptstyle\sim$}}{x}}\vphantom{x}}} f(\mathord{\smash[b]{\underset{\raise.3ex\hbox{$\scriptstyle\sim$}}{y}}\vphantom{y}})\right)\mathclose{}}^{\top} (\mathord{\smash[b]{\underset{\raise.3ex\hbox{$\scriptstyle\sim$}}{x}}\vphantom{x}}- \mathord{\smash[b]{\underset{\raise.3ex\hbox{$\scriptstyle\sim$}}{y}}\vphantom{y}}) + \frac{1}{2}\,{(\mathord{\smash[b]{\underset{\raise.3ex\hbox{$\scriptstyle\sim$}}{x}}\vphantom{x}}- \mathord{\smash[b]{\underset{\raise.3ex\hbox{$\scriptstyle\sim$}}{y}}\vphantom{y}})}^{\top}\,\mathbf{H}_f(\mathord{\smash[b]{\underset{\raise.3ex\hbox{$\scriptstyle\sim$}}{w}}\vphantom{w}})\,(\mathord{\smash[b]{\underset{\raise.3ex\hbox{$\scriptstyle\sim$}}{x}}\vphantom{x}}- \mathord{\smash[b]{\underset{\raise.3ex\hbox{$\scriptstyle\sim$}}{y}}\vphantom{y}})
-    &amp;&amp; \text{(}\text{Theorem~5 in Critical Points and Optimality Conditions}\text{)}
+    &amp;&amp; \text{(}\text{Theorem~6 in Critical Points and Optimality Conditions}\text{)}
     \\
     &amp;\ge f(\mathord{\smash[b]{\underset{\raise.3ex\hbox{$\scriptstyle\sim$}}{y}}\vphantom{y}}) + {\mathopen{}\left(\frac{\partial}{\partial \mathord{\smash[b]{\underset{\raise.3ex\hbox{$\scriptstyle\sim$}}{x}}\vphantom{x}}} f(\mathord{\smash[b]{\underset{\raise.3ex\hbox{$\scriptstyle\sim$}}{y}}\vphantom{y}})\right)\mathclose{}}^{\top} (\mathord{\smash[b]{\underset{\raise.3ex\hbox{$\scriptstyle\sim$}}{x}}\vphantom{x}}- \mathord{\smash[b]{\underset{\raise.3ex\hbox{$\scriptstyle\sim$}}{y}}\vphantom{y}}).
     &amp;&amp; \text{(} \mathbf{H}_f(\mathord{\smash[b]{\underset{\raise.3ex\hbox{$\scriptstyle\sim$}}{w}}\vphantom{w}}) \text{ is positive semidefinite)}
@@ -19777,7 +19777,7 @@
           <w:rPr>
             <w:rStyle w:val="Hyperlink"/>
           </w:rPr>
-          <w:t xml:space="preserve">Example 13 in Critical Points and Optimality Conditions</w:t>
+          <w:t xml:space="preserve">Example 15 in Critical Points and Optimality Conditions</w:t>
         </w:r>
       </w:hyperlink>
       <w:r>
@@ -21665,7 +21665,7 @@
           <w:rPr>
             <w:rStyle w:val="Hyperlink"/>
           </w:rPr>
-          <w:t xml:space="preserve">Definition 3 in Critical Points and Optimality Conditions</w:t>
+          <w:t xml:space="preserve">Definition 4 in Critical Points and Optimality Conditions</w:t>
         </w:r>
       </w:hyperlink>
       <w:r>
@@ -21830,7 +21830,7 @@
           <w:rPr>
             <w:rStyle w:val="Hyperlink"/>
           </w:rPr>
-          <w:t xml:space="preserve">Example 13 in Critical Points and Optimality Conditions</w:t>
+          <w:t xml:space="preserve">Example 15 in Critical Points and Optimality Conditions</w:t>
         </w:r>
       </w:hyperlink>
       <w:r>
@@ -21894,7 +21894,7 @@
           <w:rPr>
             <w:rStyle w:val="Hyperlink"/>
           </w:rPr>
-          <w:t xml:space="preserve">Example 5 in Critical Points and Optimality Conditions</w:t>
+          <w:t xml:space="preserve">Example 7 in Critical Points and Optimality Conditions</w:t>
         </w:r>
       </w:hyperlink>
       <w:r>
@@ -21914,7 +21914,7 @@
           <w:rPr>
             <w:rStyle w:val="Hyperlink"/>
           </w:rPr>
-          <w:t xml:space="preserve">Example 6 in Critical Points and Optimality Conditions</w:t>
+          <w:t xml:space="preserve">Example 8 in Critical Points and Optimality Conditions</w:t>
         </w:r>
       </w:hyperlink>
       <w:r>
@@ -21997,7 +21997,7 @@
           <w:rPr>
             <w:rStyle w:val="Hyperlink"/>
           </w:rPr>
-          <w:t xml:space="preserve">Example 6 in Critical Points and Optimality Conditions</w:t>
+          <w:t xml:space="preserve">Example 8 in Critical Points and Optimality Conditions</w:t>
         </w:r>
       </w:hyperlink>
       <w:r>
@@ -22108,7 +22108,7 @@
           <w:rPr>
             <w:rStyle w:val="Hyperlink"/>
           </w:rPr>
-          <w:t xml:space="preserve">Example 6 in Critical Points and Optimality Conditions</w:t>
+          <w:t xml:space="preserve">Example 8 in Critical Points and Optimality Conditions</w:t>
         </w:r>
       </w:hyperlink>
       <w:r>

--- a/optimization-convexity.docx
+++ b/optimization-convexity.docx
@@ -15,7 +15,7 @@
         <w:pStyle w:val="Date"/>
       </w:pPr>
       <w:r>
-        <w:t xml:space="preserve">Last modified: 2026-10-29 16:45:03 (PDT)</w:t>
+        <w:t xml:space="preserve">Last modified: 2026-10-29 20:01:11 (PDT)</w:t>
       </w:r>
     </w:p>
     <w:bookmarkStart w:id="105" w:name="sec-convexity-vector"/>

--- a/optimization-convexity.docx
+++ b/optimization-convexity.docx
@@ -15,7 +15,7 @@
         <w:pStyle w:val="Date"/>
       </w:pPr>
       <w:r>
-        <w:t xml:space="preserve">Last modified: 2026-10-29 20:01:11 (PDT)</w:t>
+        <w:t xml:space="preserve">Last modified: 2026-10-30 00:52:40 (PDT)</w:t>
       </w:r>
     </w:p>
     <w:bookmarkStart w:id="105" w:name="sec-convexity-vector"/>

--- a/optimization-convexity.docx
+++ b/optimization-convexity.docx
@@ -15,7 +15,7 @@
         <w:pStyle w:val="Date"/>
       </w:pPr>
       <w:r>
-        <w:t xml:space="preserve">Last modified: 2026-10-30 00:52:40 (PDT)</w:t>
+        <w:t xml:space="preserve">Last modified: 2026-10-30 02:22:19 (PDT)</w:t>
       </w:r>
     </w:p>
     <w:bookmarkStart w:id="105" w:name="sec-convexity-vector"/>

--- a/optimization-convexity.docx
+++ b/optimization-convexity.docx
@@ -15,7 +15,7 @@
         <w:pStyle w:val="Date"/>
       </w:pPr>
       <w:r>
-        <w:t xml:space="preserve">Last modified: 2026-10-30 02:22:19 (PDT)</w:t>
+        <w:t xml:space="preserve">Last modified: 2026-10-30 12:07:09 (PDT)</w:t>
       </w:r>
     </w:p>
     <w:bookmarkStart w:id="105" w:name="sec-convexity-vector"/>

--- a/optimization-convexity.docx
+++ b/optimization-convexity.docx
@@ -15,7 +15,7 @@
         <w:pStyle w:val="Date"/>
       </w:pPr>
       <w:r>
-        <w:t xml:space="preserve">Last modified: 2026-10-30 12:07:09 (PDT)</w:t>
+        <w:t xml:space="preserve">Last modified: 2026-10-30 13:54:56 (PDT)</w:t>
       </w:r>
     </w:p>
     <w:bookmarkStart w:id="105" w:name="sec-convexity-vector"/>

--- a/optimization-convexity.docx
+++ b/optimization-convexity.docx
@@ -15,7 +15,7 @@
         <w:pStyle w:val="Date"/>
       </w:pPr>
       <w:r>
-        <w:t xml:space="preserve">Last modified: 2026-10-30 13:54:56 (PDT)</w:t>
+        <w:t xml:space="preserve">Last modified: 2026-10-30 15:46:06 (PDT)</w:t>
       </w:r>
     </w:p>
     <w:bookmarkStart w:id="105" w:name="sec-convexity-vector"/>

--- a/optimization-convexity.docx
+++ b/optimization-convexity.docx
@@ -15,10 +15,10 @@
         <w:pStyle w:val="Date"/>
       </w:pPr>
       <w:r>
-        <w:t xml:space="preserve">Last modified: 2026-10-30 15:46:06 (PDT)</w:t>
+        <w:t xml:space="preserve">Last modified: 2026-10-30 17:15:43 (PDT)</w:t>
       </w:r>
     </w:p>
-    <w:bookmarkStart w:id="105" w:name="sec-convexity-vector"/>
+    <w:bookmarkStart w:id="110" w:name="sec-convexity-vector"/>
     <w:p>
       <w:pPr>
         <w:pStyle w:val="Heading2"/>
@@ -21579,10 +21579,720 @@
       </m:oMathPara>
     </w:p>
     <w:bookmarkEnd w:id="89"/>
-    <w:bookmarkStart w:id="92" w:name="cor-convex-stationary"/>
+    <w:bookmarkStart w:id="93" w:name="thm-convex-hessian-converse"/>
     <w:p>
       <w:pPr>
         <w:pStyle w:val="FirstParagraph"/>
+      </w:pPr>
+      <w:r>
+        <w:rPr>
+          <w:b/>
+          <w:bCs/>
+        </w:rPr>
+        <w:t xml:space="preserve">Theorem 6 (A convex function has a positive semidefinite Hessian)</w:t>
+      </w:r>
+      <w:r>
+        <w:t xml:space="preserve"> </w:t>
+      </w:r>
+      <w:r>
+        <w:t xml:space="preserve">Let</w:t>
+      </w:r>
+      <w:r>
+        <w:t xml:space="preserve"> </w:t>
+      </w:r>
+      <m:oMath>
+        <m:r>
+          <m:t>f</m:t>
+        </m:r>
+        <m:r>
+          <m:rPr>
+            <m:sty m:val="p"/>
+          </m:rPr>
+          <m:t>:</m:t>
+        </m:r>
+        <m:sSup>
+          <m:e>
+            <m:r>
+              <m:rPr>
+                <m:scr m:val="double-struck"/>
+                <m:sty m:val="p"/>
+              </m:rPr>
+              <m:t>R</m:t>
+            </m:r>
+          </m:e>
+          <m:sup>
+            <m:r>
+              <m:t>p</m:t>
+            </m:r>
+          </m:sup>
+        </m:sSup>
+        <m:r>
+          <m:rPr>
+            <m:sty m:val="p"/>
+          </m:rPr>
+          <m:t>→</m:t>
+        </m:r>
+        <m:r>
+          <m:rPr>
+            <m:scr m:val="double-struck"/>
+            <m:sty m:val="p"/>
+          </m:rPr>
+          <m:t>R</m:t>
+        </m:r>
+      </m:oMath>
+      <w:r>
+        <w:t xml:space="preserve"> </w:t>
+      </w:r>
+      <w:r>
+        <w:t xml:space="preserve">have first and</w:t>
+      </w:r>
+      <w:r>
+        <w:t xml:space="preserve"> </w:t>
+      </w:r>
+      <w:hyperlink r:id="rId90">
+        <w:r>
+          <w:rPr>
+            <w:rStyle w:val="Hyperlink"/>
+          </w:rPr>
+          <w:t xml:space="preserve">second partial derivatives</w:t>
+        </w:r>
+      </w:hyperlink>
+      <w:r>
+        <w:t xml:space="preserve"> </w:t>
+      </w:r>
+      <w:r>
+        <w:t xml:space="preserve">that are</w:t>
+      </w:r>
+      <w:r>
+        <w:t xml:space="preserve"> </w:t>
+      </w:r>
+      <w:hyperlink r:id="rId67">
+        <w:r>
+          <w:rPr>
+            <w:rStyle w:val="Hyperlink"/>
+          </w:rPr>
+          <w:t xml:space="preserve">continuous on</w:t>
+        </w:r>
+      </w:hyperlink>
+      <w:r>
+        <w:t xml:space="preserve"> </w:t>
+      </w:r>
+      <m:oMath>
+        <m:sSup>
+          <m:e>
+            <m:r>
+              <m:rPr>
+                <m:scr m:val="double-struck"/>
+                <m:sty m:val="p"/>
+              </m:rPr>
+              <m:t>R</m:t>
+            </m:r>
+          </m:e>
+          <m:sup>
+            <m:r>
+              <m:t>p</m:t>
+            </m:r>
+          </m:sup>
+        </m:sSup>
+      </m:oMath>
+      <w:r>
+        <w:t xml:space="preserve">.</w:t>
+      </w:r>
+      <w:r>
+        <w:t xml:space="preserve"> </w:t>
+      </w:r>
+      <w:r>
+        <w:t xml:space="preserve">If</w:t>
+      </w:r>
+      <w:r>
+        <w:t xml:space="preserve"> </w:t>
+      </w:r>
+      <m:oMath>
+        <m:r>
+          <m:t>f</m:t>
+        </m:r>
+      </m:oMath>
+      <w:r>
+        <w:t xml:space="preserve"> </w:t>
+      </w:r>
+      <w:r>
+        <w:t xml:space="preserve">is</w:t>
+      </w:r>
+      <w:r>
+        <w:t xml:space="preserve"> </w:t>
+      </w:r>
+      <w:hyperlink r:id="rId91">
+        <w:r>
+          <w:rPr>
+            <w:rStyle w:val="Hyperlink"/>
+          </w:rPr>
+          <w:t xml:space="preserve">convex</w:t>
+        </w:r>
+      </w:hyperlink>
+      <w:r>
+        <w:t xml:space="preserve">,</w:t>
+      </w:r>
+      <w:r>
+        <w:t xml:space="preserve"> </w:t>
+      </w:r>
+      <w:r>
+        <w:t xml:space="preserve">then the Hessian</w:t>
+      </w:r>
+      <w:r>
+        <w:t xml:space="preserve"> </w:t>
+      </w:r>
+      <w:r>
+        <w:t xml:space="preserve">$\mathbf{H}_f(\mathord{\smash[b]{\underset{\raise.3ex\hbox{$\scriptstyle\sim$}}{x}}\vphantom{x}})$</w:t>
+      </w:r>
+      <w:r>
+        <w:t xml:space="preserve"> </w:t>
+      </w:r>
+      <w:r>
+        <w:t xml:space="preserve">is</w:t>
+      </w:r>
+      <w:r>
+        <w:t xml:space="preserve"> </w:t>
+      </w:r>
+      <w:hyperlink r:id="rId92">
+        <w:r>
+          <w:rPr>
+            <w:rStyle w:val="Hyperlink"/>
+          </w:rPr>
+          <w:t xml:space="preserve">positive semidefinite</w:t>
+        </w:r>
+      </w:hyperlink>
+      <w:r>
+        <w:t xml:space="preserve"> </w:t>
+      </w:r>
+      <w:r>
+        <w:t xml:space="preserve">for every</w:t>
+      </w:r>
+      <w:r>
+        <w:t xml:space="preserve"> </w:t>
+      </w:r>
+      <w:r>
+        <w:t xml:space="preserve">$\mathord{\smash[b]{\underset{\raise.3ex\hbox{$\scriptstyle\sim$}}{x}}\vphantom{x}}\in \mathbb{R}^p$</w:t>
+      </w:r>
+      <w:r>
+        <w:t xml:space="preserve">.</w:t>
+      </w:r>
+    </w:p>
+    <w:bookmarkEnd w:id="93"/>
+    <w:p>
+      <w:pPr>
+        <w:pStyle w:val="BodyText"/>
+      </w:pPr>
+      <w:r>
+        <w:rPr>
+          <w:i/>
+          <w:iCs/>
+        </w:rPr>
+        <w:t xml:space="preserve">Proof</w:t>
+      </w:r>
+      <w:r>
+        <w:t xml:space="preserve">. </w:t>
+      </w:r>
+      <w:r>
+        <w:t xml:space="preserve">Fix</w:t>
+      </w:r>
+      <w:r>
+        <w:t xml:space="preserve"> </w:t>
+      </w:r>
+      <w:r>
+        <w:t xml:space="preserve">$\mathord{\smash[b]{\underset{\raise.3ex\hbox{$\scriptstyle\sim$}}{x}}\vphantom{x}}, \mathord{\smash[b]{\underset{\raise.3ex\hbox{$\scriptstyle\sim$}}{v}}\vphantom{v}} \in \mathbb{R}^p$</w:t>
+      </w:r>
+      <w:r>
+        <w:t xml:space="preserve">.</w:t>
+      </w:r>
+      <w:r>
+        <w:t xml:space="preserve"> </w:t>
+      </w:r>
+      <w:r>
+        <w:t xml:space="preserve">Let</w:t>
+      </w:r>
+      <w:r>
+        <w:t xml:space="preserve"> </w:t>
+      </w:r>
+      <m:oMath>
+        <m:r>
+          <m:t>h</m:t>
+        </m:r>
+        <m:r>
+          <m:rPr>
+            <m:sty m:val="p"/>
+          </m:rPr>
+          <m:t>&gt;</m:t>
+        </m:r>
+        <m:r>
+          <m:t>0</m:t>
+        </m:r>
+      </m:oMath>
+      <w:r>
+        <w:t xml:space="preserve">.</w:t>
+      </w:r>
+      <w:r>
+        <w:t xml:space="preserve"> </w:t>
+      </w:r>
+      <w:r>
+        <w:t xml:space="preserve">By</w:t>
+      </w:r>
+      <w:r>
+        <w:t xml:space="preserve"> </w:t>
+      </w:r>
+      <w:hyperlink r:id="rId83">
+        <w:r>
+          <w:rPr>
+            <w:rStyle w:val="Hyperlink"/>
+          </w:rPr>
+          <w:t xml:space="preserve">Theorem 6 in Critical Points and Optimality Conditions</w:t>
+        </w:r>
+      </w:hyperlink>
+      <w:r>
+        <w:t xml:space="preserve"> </w:t>
+      </w:r>
+      <w:r>
+        <w:t xml:space="preserve">applied with</w:t>
+      </w:r>
+      <w:r>
+        <w:t xml:space="preserve"> </w:t>
+      </w:r>
+      <w:r>
+        <w:t xml:space="preserve">$\mathord{\smash[b]{\underset{\raise.3ex\hbox{$\scriptstyle\sim$}}{z}}\vphantom{z}} = \mathord{\smash[b]{\underset{\raise.3ex\hbox{$\scriptstyle\sim$}}{x}}\vphantom{x}}$</w:t>
+      </w:r>
+      <w:r>
+        <w:t xml:space="preserve"> </w:t>
+      </w:r>
+      <w:r>
+        <w:t xml:space="preserve">and</w:t>
+      </w:r>
+      <w:r>
+        <w:t xml:space="preserve"> </w:t>
+      </w:r>
+      <w:r>
+        <w:t xml:space="preserve">$\mathord{\smash[b]{\underset{\raise.3ex\hbox{$\scriptstyle\sim$}}{h}}\vphantom{h}} = h\mathord{\smash[b]{\underset{\raise.3ex\hbox{$\scriptstyle\sim$}}{v}}\vphantom{v}}$</w:t>
+      </w:r>
+      <w:r>
+        <w:t xml:space="preserve">,</w:t>
+      </w:r>
+      <w:r>
+        <w:t xml:space="preserve"> </w:t>
+      </w:r>
+      <w:r>
+        <w:t xml:space="preserve">and again with</w:t>
+      </w:r>
+      <w:r>
+        <w:t xml:space="preserve"> </w:t>
+      </w:r>
+      <w:r>
+        <w:t xml:space="preserve">$\mathord{\smash[b]{\underset{\raise.3ex\hbox{$\scriptstyle\sim$}}{h}}\vphantom{h}} = -h\mathord{\smash[b]{\underset{\raise.3ex\hbox{$\scriptstyle\sim$}}{v}}\vphantom{v}}$</w:t>
+      </w:r>
+      <w:r>
+        <w:t xml:space="preserve">,</w:t>
+      </w:r>
+      <w:r>
+        <w:t xml:space="preserve"> </w:t>
+      </w:r>
+      <w:r>
+        <w:t xml:space="preserve">there are</w:t>
+      </w:r>
+      <w:r>
+        <w:t xml:space="preserve"> </w:t>
+      </w:r>
+      <m:oMath>
+        <m:sSub>
+          <m:e>
+            <m:r>
+              <m:t>τ</m:t>
+            </m:r>
+          </m:e>
+          <m:sub>
+            <m:r>
+              <m:rPr>
+                <m:sty m:val="p"/>
+              </m:rPr>
+              <m:t>+</m:t>
+            </m:r>
+          </m:sub>
+        </m:sSub>
+        <m:r>
+          <m:rPr>
+            <m:sty m:val="p"/>
+          </m:rPr>
+          <m:t>,</m:t>
+        </m:r>
+        <m:sSub>
+          <m:e>
+            <m:r>
+              <m:t>τ</m:t>
+            </m:r>
+          </m:e>
+          <m:sub>
+            <m:r>
+              <m:rPr>
+                <m:sty m:val="p"/>
+              </m:rPr>
+              <m:t>−</m:t>
+            </m:r>
+          </m:sub>
+        </m:sSub>
+        <m:r>
+          <m:rPr>
+            <m:sty m:val="p"/>
+          </m:rPr>
+          <m:t>∈</m:t>
+        </m:r>
+        <m:r>
+          <m:rPr>
+            <m:sty m:val="p"/>
+          </m:rPr>
+          <m:t>(</m:t>
+        </m:r>
+        <m:r>
+          <m:t>0</m:t>
+        </m:r>
+        <m:r>
+          <m:rPr>
+            <m:sty m:val="p"/>
+          </m:rPr>
+          <m:t>,</m:t>
+        </m:r>
+        <m:r>
+          <m:t>1</m:t>
+        </m:r>
+        <m:r>
+          <m:rPr>
+            <m:sty m:val="p"/>
+          </m:rPr>
+          <m:t>)</m:t>
+        </m:r>
+      </m:oMath>
+      <w:r>
+        <w:t xml:space="preserve"> </w:t>
+      </w:r>
+      <w:r>
+        <w:t xml:space="preserve">with</w:t>
+      </w:r>
+    </w:p>
+    <w:p>
+      <w:pPr>
+        <w:pStyle w:val="BodyText"/>
+      </w:pPr>
+      <w:r>
+        <w:t xml:space="preserve">$$
+    \begin{aligned}
+    f(\mathord{\smash[b]{\underset{\raise.3ex\hbox{$\scriptstyle\sim$}}{x}}\vphantom{x}}+ h\mathord{\smash[b]{\underset{\raise.3ex\hbox{$\scriptstyle\sim$}}{v}}\vphantom{v}})
+    &amp;= f(\mathord{\smash[b]{\underset{\raise.3ex\hbox{$\scriptstyle\sim$}}{x}}\vphantom{x}}) + h\,{\mathopen{}\left(\frac{\partial}{\partial \mathord{\smash[b]{\underset{\raise.3ex\hbox{$\scriptstyle\sim$}}{x}}\vphantom{x}}} f(\mathord{\smash[b]{\underset{\raise.3ex\hbox{$\scriptstyle\sim$}}{x}}\vphantom{x}})\right)\mathclose{}}^{\top} \mathord{\smash[b]{\underset{\raise.3ex\hbox{$\scriptstyle\sim$}}{v}}\vphantom{v}} + \frac{h^2}{2}\,{\mathord{\smash[b]{\underset{\raise.3ex\hbox{$\scriptstyle\sim$}}{v}}\vphantom{v}}}^{\top}\,\mathbf{H}_f(\mathord{\smash[b]{\underset{\raise.3ex\hbox{$\scriptstyle\sim$}}{w}}\vphantom{w}}_+)\,\mathord{\smash[b]{\underset{\raise.3ex\hbox{$\scriptstyle\sim$}}{v}}\vphantom{v}}
+    &amp;&amp; \text{(}\text{Theorem~6 in Critical Points and Optimality Conditions}\text{)}
+    \\
+    f(\mathord{\smash[b]{\underset{\raise.3ex\hbox{$\scriptstyle\sim$}}{x}}\vphantom{x}}- h\mathord{\smash[b]{\underset{\raise.3ex\hbox{$\scriptstyle\sim$}}{v}}\vphantom{v}})
+    &amp;= f(\mathord{\smash[b]{\underset{\raise.3ex\hbox{$\scriptstyle\sim$}}{x}}\vphantom{x}}) - h\,{\mathopen{}\left(\frac{\partial}{\partial \mathord{\smash[b]{\underset{\raise.3ex\hbox{$\scriptstyle\sim$}}{x}}\vphantom{x}}} f(\mathord{\smash[b]{\underset{\raise.3ex\hbox{$\scriptstyle\sim$}}{x}}\vphantom{x}})\right)\mathclose{}}^{\top} \mathord{\smash[b]{\underset{\raise.3ex\hbox{$\scriptstyle\sim$}}{v}}\vphantom{v}} + \frac{h^2}{2}\,{\mathord{\smash[b]{\underset{\raise.3ex\hbox{$\scriptstyle\sim$}}{v}}\vphantom{v}}}^{\top}\,\mathbf{H}_f(\mathord{\smash[b]{\underset{\raise.3ex\hbox{$\scriptstyle\sim$}}{w}}\vphantom{w}}_-)\,\mathord{\smash[b]{\underset{\raise.3ex\hbox{$\scriptstyle\sim$}}{v}}\vphantom{v}},
+    &amp;&amp; \text{(}\text{Theorem~6 in Critical Points and Optimality Conditions}\text{)}
+    \end{aligned}
+    $$</w:t>
+      </w:r>
+    </w:p>
+    <w:p>
+      <w:pPr>
+        <w:pStyle w:val="FirstParagraph"/>
+      </w:pPr>
+      <w:r>
+        <w:t xml:space="preserve">where</w:t>
+      </w:r>
+      <w:r>
+        <w:t xml:space="preserve"> </w:t>
+      </w:r>
+      <w:r>
+        <w:t xml:space="preserve">$\mathord{\smash[b]{\underset{\raise.3ex\hbox{$\scriptstyle\sim$}}{w}}\vphantom{w}}_\pm = \mathord{\smash[b]{\underset{\raise.3ex\hbox{$\scriptstyle\sim$}}{x}}\vphantom{x}}\pm \tau_\pm h\mathord{\smash[b]{\underset{\raise.3ex\hbox{$\scriptstyle\sim$}}{v}}\vphantom{v}}$</w:t>
+      </w:r>
+      <w:r>
+        <w:t xml:space="preserve">.</w:t>
+      </w:r>
+      <w:r>
+        <w:t xml:space="preserve"> </w:t>
+      </w:r>
+      <w:r>
+        <w:t xml:space="preserve">Adding the two equations cancels the first-order summands:</w:t>
+      </w:r>
+    </w:p>
+    <w:p>
+      <w:pPr>
+        <w:pStyle w:val="BodyText"/>
+      </w:pPr>
+      <w:r>
+        <w:t xml:space="preserve">$$
+    f(\mathord{\smash[b]{\underset{\raise.3ex\hbox{$\scriptstyle\sim$}}{x}}\vphantom{x}}+ h\mathord{\smash[b]{\underset{\raise.3ex\hbox{$\scriptstyle\sim$}}{v}}\vphantom{v}}) + f(\mathord{\smash[b]{\underset{\raise.3ex\hbox{$\scriptstyle\sim$}}{x}}\vphantom{x}}- h\mathord{\smash[b]{\underset{\raise.3ex\hbox{$\scriptstyle\sim$}}{v}}\vphantom{v}}) - 2 f(\mathord{\smash[b]{\underset{\raise.3ex\hbox{$\scriptstyle\sim$}}{x}}\vphantom{x}})
+    = \frac{h^2}{2}\,{\mathord{\smash[b]{\underset{\raise.3ex\hbox{$\scriptstyle\sim$}}{v}}\vphantom{v}}}^{\top}\mathopen{}\left(\mathbf{H}_f(\mathord{\smash[b]{\underset{\raise.3ex\hbox{$\scriptstyle\sim$}}{w}}\vphantom{w}}_+) + \mathbf{H}_f(\mathord{\smash[b]{\underset{\raise.3ex\hbox{$\scriptstyle\sim$}}{w}}\vphantom{w}}_-)\right)\mathclose{}\mathord{\smash[b]{\underset{\raise.3ex\hbox{$\scriptstyle\sim$}}{v}}\vphantom{v}}.
+    $$</w:t>
+      </w:r>
+    </w:p>
+    <w:p>
+      <w:pPr>
+        <w:pStyle w:val="FirstParagraph"/>
+      </w:pPr>
+      <w:r>
+        <w:t xml:space="preserve">Since</w:t>
+      </w:r>
+      <w:r>
+        <w:t xml:space="preserve"> </w:t>
+      </w:r>
+      <m:oMath>
+        <m:r>
+          <m:t>f</m:t>
+        </m:r>
+      </m:oMath>
+      <w:r>
+        <w:t xml:space="preserve"> </w:t>
+      </w:r>
+      <w:r>
+        <w:t xml:space="preserve">is</w:t>
+      </w:r>
+      <w:r>
+        <w:t xml:space="preserve"> </w:t>
+      </w:r>
+      <w:hyperlink r:id="rId91">
+        <w:r>
+          <w:rPr>
+            <w:rStyle w:val="Hyperlink"/>
+          </w:rPr>
+          <w:t xml:space="preserve">convex</w:t>
+        </w:r>
+      </w:hyperlink>
+      <w:r>
+        <w:t xml:space="preserve"> </w:t>
+      </w:r>
+      <w:r>
+        <w:t xml:space="preserve">and</w:t>
+      </w:r>
+      <w:r>
+        <w:t xml:space="preserve"> </w:t>
+      </w:r>
+      <w:r>
+        <w:t xml:space="preserve">$\mathord{\smash[b]{\underset{\raise.3ex\hbox{$\scriptstyle\sim$}}{x}}\vphantom{x}}= \frac{1}{2}(\mathord{\smash[b]{\underset{\raise.3ex\hbox{$\scriptstyle\sim$}}{x}}\vphantom{x}}+ h\mathord{\smash[b]{\underset{\raise.3ex\hbox{$\scriptstyle\sim$}}{v}}\vphantom{v}}) + \frac{1}{2}(\mathord{\smash[b]{\underset{\raise.3ex\hbox{$\scriptstyle\sim$}}{x}}\vphantom{x}}- h\mathord{\smash[b]{\underset{\raise.3ex\hbox{$\scriptstyle\sim$}}{v}}\vphantom{v}})$</w:t>
+      </w:r>
+      <w:r>
+        <w:t xml:space="preserve">,</w:t>
+      </w:r>
+    </w:p>
+    <w:p>
+      <w:pPr>
+        <w:pStyle w:val="BodyText"/>
+      </w:pPr>
+      <w:r>
+        <w:t xml:space="preserve">$$
+    f(\mathord{\smash[b]{\underset{\raise.3ex\hbox{$\scriptstyle\sim$}}{x}}\vphantom{x}}) \le \frac{1}{2} f(\mathord{\smash[b]{\underset{\raise.3ex\hbox{$\scriptstyle\sim$}}{x}}\vphantom{x}}+ h\mathord{\smash[b]{\underset{\raise.3ex\hbox{$\scriptstyle\sim$}}{v}}\vphantom{v}}) + \frac{1}{2} f(\mathord{\smash[b]{\underset{\raise.3ex\hbox{$\scriptstyle\sim$}}{x}}\vphantom{x}}- h\mathord{\smash[b]{\underset{\raise.3ex\hbox{$\scriptstyle\sim$}}{v}}\vphantom{v}}),
+    $$</w:t>
+      </w:r>
+    </w:p>
+    <w:p>
+      <w:pPr>
+        <w:pStyle w:val="FirstParagraph"/>
+      </w:pPr>
+      <w:r>
+        <w:t xml:space="preserve">so the left side of the previous display is nonnegative.</w:t>
+      </w:r>
+      <w:r>
+        <w:t xml:space="preserve"> </w:t>
+      </w:r>
+      <w:r>
+        <w:t xml:space="preserve">Dividing by</w:t>
+      </w:r>
+      <w:r>
+        <w:t xml:space="preserve"> </w:t>
+      </w:r>
+      <m:oMath>
+        <m:sSup>
+          <m:e>
+            <m:r>
+              <m:t>h</m:t>
+            </m:r>
+          </m:e>
+          <m:sup>
+            <m:r>
+              <m:t>2</m:t>
+            </m:r>
+          </m:sup>
+        </m:sSup>
+        <m:r>
+          <m:rPr>
+            <m:sty m:val="p"/>
+          </m:rPr>
+          <m:t>/</m:t>
+        </m:r>
+        <m:r>
+          <m:t>2</m:t>
+        </m:r>
+      </m:oMath>
+      <w:r>
+        <w:t xml:space="preserve"> </w:t>
+      </w:r>
+      <w:r>
+        <w:t xml:space="preserve">gives</w:t>
+      </w:r>
+    </w:p>
+    <w:p>
+      <w:pPr>
+        <w:pStyle w:val="BodyText"/>
+      </w:pPr>
+      <w:r>
+        <w:t xml:space="preserve">$$
+    {\mathord{\smash[b]{\underset{\raise.3ex\hbox{$\scriptstyle\sim$}}{v}}\vphantom{v}}}^{\top}\mathopen{}\left(\mathbf{H}_f(\mathord{\smash[b]{\underset{\raise.3ex\hbox{$\scriptstyle\sim$}}{w}}\vphantom{w}}_+) + \mathbf{H}_f(\mathord{\smash[b]{\underset{\raise.3ex\hbox{$\scriptstyle\sim$}}{w}}\vphantom{w}}_-)\right)\mathclose{}\mathord{\smash[b]{\underset{\raise.3ex\hbox{$\scriptstyle\sim$}}{v}}\vphantom{v}} \ge 0
+    \qquad \text{for every } h &gt; 0.
+    $$</w:t>
+      </w:r>
+    </w:p>
+    <w:p>
+      <w:pPr>
+        <w:pStyle w:val="FirstParagraph"/>
+      </w:pPr>
+      <w:r>
+        <w:t xml:space="preserve">As</w:t>
+      </w:r>
+      <w:r>
+        <w:t xml:space="preserve"> </w:t>
+      </w:r>
+      <m:oMath>
+        <m:r>
+          <m:t>h</m:t>
+        </m:r>
+        <m:r>
+          <m:rPr>
+            <m:sty m:val="p"/>
+          </m:rPr>
+          <m:t>→</m:t>
+        </m:r>
+        <m:r>
+          <m:t>0</m:t>
+        </m:r>
+      </m:oMath>
+      <w:r>
+        <w:t xml:space="preserve">, both</w:t>
+      </w:r>
+      <w:r>
+        <w:t xml:space="preserve"> </w:t>
+      </w:r>
+      <w:r>
+        <w:t xml:space="preserve">$\mathord{\smash[b]{\underset{\raise.3ex\hbox{$\scriptstyle\sim$}}{w}}\vphantom{w}}_+$</w:t>
+      </w:r>
+      <w:r>
+        <w:t xml:space="preserve"> </w:t>
+      </w:r>
+      <w:r>
+        <w:t xml:space="preserve">and</w:t>
+      </w:r>
+      <w:r>
+        <w:t xml:space="preserve"> </w:t>
+      </w:r>
+      <w:r>
+        <w:t xml:space="preserve">$\mathord{\smash[b]{\underset{\raise.3ex\hbox{$\scriptstyle\sim$}}{w}}\vphantom{w}}_-$</w:t>
+      </w:r>
+      <w:r>
+        <w:t xml:space="preserve"> </w:t>
+      </w:r>
+      <w:r>
+        <w:t xml:space="preserve">approach</w:t>
+      </w:r>
+      <w:r>
+        <w:t xml:space="preserve"> </w:t>
+      </w:r>
+      <w:r>
+        <w:t xml:space="preserve">$\mathord{\smash[b]{\underset{\raise.3ex\hbox{$\scriptstyle\sim$}}{x}}\vphantom{x}}$</w:t>
+      </w:r>
+      <w:r>
+        <w:t xml:space="preserve">,</w:t>
+      </w:r>
+      <w:r>
+        <w:t xml:space="preserve"> </w:t>
+      </w:r>
+      <w:r>
+        <w:t xml:space="preserve">and the entries of</w:t>
+      </w:r>
+      <w:r>
+        <w:t xml:space="preserve"> </w:t>
+      </w:r>
+      <m:oMath>
+        <m:sSub>
+          <m:e>
+            <m:r>
+              <m:rPr>
+                <m:sty m:val="bi"/>
+              </m:rPr>
+              <m:t>H</m:t>
+            </m:r>
+          </m:e>
+          <m:sub>
+            <m:r>
+              <m:t>f</m:t>
+            </m:r>
+          </m:sub>
+        </m:sSub>
+      </m:oMath>
+      <w:r>
+        <w:t xml:space="preserve"> </w:t>
+      </w:r>
+      <w:r>
+        <w:t xml:space="preserve">are</w:t>
+      </w:r>
+      <w:r>
+        <w:t xml:space="preserve"> </w:t>
+      </w:r>
+      <w:hyperlink r:id="rId94">
+        <w:r>
+          <w:rPr>
+            <w:rStyle w:val="Hyperlink"/>
+          </w:rPr>
+          <w:t xml:space="preserve">continuous</w:t>
+        </w:r>
+      </w:hyperlink>
+      <w:r>
+        <w:t xml:space="preserve">,</w:t>
+      </w:r>
+      <w:r>
+        <w:t xml:space="preserve"> </w:t>
+      </w:r>
+      <w:r>
+        <w:t xml:space="preserve">so the left side approaches</w:t>
+      </w:r>
+      <w:r>
+        <w:t xml:space="preserve"> </w:t>
+      </w:r>
+      <w:r>
+        <w:t xml:space="preserve">$2\,{\mathord{\smash[b]{\underset{\raise.3ex\hbox{$\scriptstyle\sim$}}{v}}\vphantom{v}}}^{\top}\,\mathbf{H}_f(\mathord{\smash[b]{\underset{\raise.3ex\hbox{$\scriptstyle\sim$}}{x}}\vphantom{x}})\,\mathord{\smash[b]{\underset{\raise.3ex\hbox{$\scriptstyle\sim$}}{v}}\vphantom{v}}$</w:t>
+      </w:r>
+      <w:r>
+        <w:t xml:space="preserve">.</w:t>
+      </w:r>
+      <w:r>
+        <w:t xml:space="preserve"> </w:t>
+      </w:r>
+      <w:r>
+        <w:t xml:space="preserve">Therefore</w:t>
+      </w:r>
+      <w:r>
+        <w:t xml:space="preserve"> </w:t>
+      </w:r>
+      <w:r>
+        <w:t xml:space="preserve">${\mathord{\smash[b]{\underset{\raise.3ex\hbox{$\scriptstyle\sim$}}{v}}\vphantom{v}}}^{\top}\,\mathbf{H}_f(\mathord{\smash[b]{\underset{\raise.3ex\hbox{$\scriptstyle\sim$}}{x}}\vphantom{x}})\,\mathord{\smash[b]{\underset{\raise.3ex\hbox{$\scriptstyle\sim$}}{v}}\vphantom{v}} \ge 0$</w:t>
+      </w:r>
+      <w:r>
+        <w:t xml:space="preserve"> </w:t>
+      </w:r>
+      <w:r>
+        <w:t xml:space="preserve">for every</w:t>
+      </w:r>
+      <w:r>
+        <w:t xml:space="preserve"> </w:t>
+      </w:r>
+      <w:r>
+        <w:t xml:space="preserve">$\mathord{\smash[b]{\underset{\raise.3ex\hbox{$\scriptstyle\sim$}}{v}}\vphantom{v}}$</w:t>
+      </w:r>
+      <w:r>
+        <w:t xml:space="preserve">.</w:t>
+      </w:r>
+    </w:p>
+    <w:bookmarkStart w:id="97" w:name="cor-convex-stationary"/>
+    <w:p>
+      <w:pPr>
+        <w:pStyle w:val="BodyText"/>
       </w:pPr>
       <w:r>
         <w:rPr>
@@ -21660,7 +22370,7 @@
       <w:r>
         <w:t xml:space="preserve">(</w:t>
       </w:r>
-      <w:hyperlink r:id="rId90">
+      <w:hyperlink r:id="rId95">
         <w:r>
           <w:rPr>
             <w:rStyle w:val="Hyperlink"/>
@@ -21680,7 +22390,7 @@
       <w:r>
         <w:t xml:space="preserve"> </w:t>
       </w:r>
-      <w:hyperlink r:id="rId91">
+      <w:hyperlink r:id="rId96">
         <w:r>
           <w:rPr>
             <w:rStyle w:val="Hyperlink"/>
@@ -21692,7 +22402,7 @@
         <w:t xml:space="preserve">.</w:t>
       </w:r>
     </w:p>
-    <w:bookmarkEnd w:id="92"/>
+    <w:bookmarkEnd w:id="97"/>
     <w:p>
       <w:pPr>
         <w:pStyle w:val="BodyText"/>
@@ -21740,7 +22450,7 @@
     $$</w:t>
       </w:r>
     </w:p>
-    <w:bookmarkStart w:id="95" w:name="exm-convex-stationary"/>
+    <w:bookmarkStart w:id="100" w:name="exm-convex-stationary"/>
     <w:p>
       <w:pPr>
         <w:pStyle w:val="FirstParagraph"/>
@@ -21889,7 +22599,7 @@
       <w:r>
         <w:t xml:space="preserve">(</w:t>
       </w:r>
-      <w:hyperlink r:id="rId93">
+      <w:hyperlink r:id="rId98">
         <w:r>
           <w:rPr>
             <w:rStyle w:val="Hyperlink"/>
@@ -21909,7 +22619,7 @@
       <w:r>
         <w:t xml:space="preserve"> </w:t>
       </w:r>
-      <w:hyperlink r:id="rId94">
+      <w:hyperlink r:id="rId99">
         <w:r>
           <w:rPr>
             <w:rStyle w:val="Hyperlink"/>
@@ -21992,7 +22702,7 @@
       <w:r>
         <w:t xml:space="preserve">, which is not a minimizer (</w:t>
       </w:r>
-      <w:hyperlink r:id="rId94">
+      <w:hyperlink r:id="rId99">
         <w:r>
           <w:rPr>
             <w:rStyle w:val="Hyperlink"/>
@@ -22103,7 +22813,7 @@
       <w:r>
         <w:t xml:space="preserve">but has no stationary point, and so no local minimizer (</w:t>
       </w:r>
-      <w:hyperlink r:id="rId94">
+      <w:hyperlink r:id="rId99">
         <w:r>
           <w:rPr>
             <w:rStyle w:val="Hyperlink"/>
@@ -22115,9 +22825,9 @@
         <w:t xml:space="preserve">).</w:t>
       </w:r>
     </w:p>
-    <w:bookmarkEnd w:id="95"/>
-    <w:bookmarkStart w:id="104" w:name="refs"/>
-    <w:bookmarkStart w:id="97" w:name="ref-zhou2024optim"/>
+    <w:bookmarkEnd w:id="100"/>
+    <w:bookmarkStart w:id="109" w:name="refs"/>
+    <w:bookmarkStart w:id="102" w:name="ref-zhou2024optim"/>
     <w:p>
       <w:pPr>
         <w:pStyle w:val="Bibliography"/>
@@ -22149,7 +22859,7 @@
       <w:r>
         <w:t xml:space="preserve"> </w:t>
       </w:r>
-      <w:hyperlink r:id="rId96">
+      <w:hyperlink r:id="rId101">
         <w:r>
           <w:rPr>
             <w:rStyle w:val="Hyperlink"/>
@@ -22158,8 +22868,8 @@
         </w:r>
       </w:hyperlink>
     </w:p>
-    <w:bookmarkEnd w:id="97"/>
-    <w:bookmarkStart w:id="99" w:name="ref-wikipedia_convex_set"/>
+    <w:bookmarkEnd w:id="102"/>
+    <w:bookmarkStart w:id="104" w:name="ref-wikipedia_convex_set"/>
     <w:p>
       <w:pPr>
         <w:pStyle w:val="Bibliography"/>
@@ -22206,7 +22916,7 @@
       <w:r>
         <w:t xml:space="preserve"> </w:t>
       </w:r>
-      <w:hyperlink r:id="rId98">
+      <w:hyperlink r:id="rId103">
         <w:r>
           <w:rPr>
             <w:rStyle w:val="Hyperlink"/>
@@ -22215,8 +22925,8 @@
         </w:r>
       </w:hyperlink>
     </w:p>
-    <w:bookmarkEnd w:id="99"/>
-    <w:bookmarkStart w:id="101" w:name="ref-wikipedia_epigraph_mathematics"/>
+    <w:bookmarkEnd w:id="104"/>
+    <w:bookmarkStart w:id="106" w:name="ref-wikipedia_epigraph_mathematics"/>
     <w:p>
       <w:pPr>
         <w:pStyle w:val="Bibliography"/>
@@ -22263,7 +22973,7 @@
       <w:r>
         <w:t xml:space="preserve"> </w:t>
       </w:r>
-      <w:hyperlink r:id="rId100">
+      <w:hyperlink r:id="rId105">
         <w:r>
           <w:rPr>
             <w:rStyle w:val="Hyperlink"/>
@@ -22272,8 +22982,8 @@
         </w:r>
       </w:hyperlink>
     </w:p>
-    <w:bookmarkEnd w:id="101"/>
-    <w:bookmarkStart w:id="103" w:name="ref-wikipedia_tangent_space"/>
+    <w:bookmarkEnd w:id="106"/>
+    <w:bookmarkStart w:id="108" w:name="ref-wikipedia_tangent_space"/>
     <w:p>
       <w:pPr>
         <w:pStyle w:val="Bibliography"/>
@@ -22320,7 +23030,7 @@
       <w:r>
         <w:t xml:space="preserve"> </w:t>
       </w:r>
-      <w:hyperlink r:id="rId102">
+      <w:hyperlink r:id="rId107">
         <w:r>
           <w:rPr>
             <w:rStyle w:val="Hyperlink"/>
@@ -22329,9 +23039,9 @@
         </w:r>
       </w:hyperlink>
     </w:p>
-    <w:bookmarkEnd w:id="103"/>
-    <w:bookmarkEnd w:id="104"/>
-    <w:bookmarkEnd w:id="105"/>
+    <w:bookmarkEnd w:id="108"/>
+    <w:bookmarkEnd w:id="109"/>
+    <w:bookmarkEnd w:id="110"/>
     <w:sectPr>
       <w:footnotePr>
         <w:numRestart w:val="eachSect"/>

--- a/optimization-convexity.docx
+++ b/optimization-convexity.docx
@@ -15,7 +15,7 @@
         <w:pStyle w:val="Date"/>
       </w:pPr>
       <w:r>
-        <w:t xml:space="preserve">Last modified: 2026-10-30 17:15:43 (PDT)</w:t>
+        <w:t xml:space="preserve">Last modified: 2026-10-30 18:45:42 (PDT)</w:t>
       </w:r>
     </w:p>
     <w:bookmarkStart w:id="110" w:name="sec-convexity-vector"/>

--- a/optimization-convexity.docx
+++ b/optimization-convexity.docx
@@ -15,7 +15,7 @@
         <w:pStyle w:val="Date"/>
       </w:pPr>
       <w:r>
-        <w:t xml:space="preserve">Last modified: 2026-10-30 18:45:42 (PDT)</w:t>
+        <w:t xml:space="preserve">Last modified: 2026-10-30 21:18:12 (PDT)</w:t>
       </w:r>
     </w:p>
     <w:bookmarkStart w:id="110" w:name="sec-convexity-vector"/>

--- a/optimization-convexity.docx
+++ b/optimization-convexity.docx
@@ -15,7 +15,7 @@
         <w:pStyle w:val="Date"/>
       </w:pPr>
       <w:r>
-        <w:t xml:space="preserve">Last modified: 2026-10-30 21:18:12 (PDT)</w:t>
+        <w:t xml:space="preserve">Last modified: 2026-10-31 00:08:50 (PDT)</w:t>
       </w:r>
     </w:p>
     <w:bookmarkStart w:id="110" w:name="sec-convexity-vector"/>

--- a/optimization-convexity.docx
+++ b/optimization-convexity.docx
@@ -15,7 +15,7 @@
         <w:pStyle w:val="Date"/>
       </w:pPr>
       <w:r>
-        <w:t xml:space="preserve">Last modified: 2026-10-31 00:08:50 (PDT)</w:t>
+        <w:t xml:space="preserve">Last modified: 2026-10-31 06:43:52 (PDT)</w:t>
       </w:r>
     </w:p>
     <w:bookmarkStart w:id="110" w:name="sec-convexity-vector"/>
